--- a/dependencies_imp.docx
+++ b/dependencies_imp.docx
@@ -1,75 +1,228 @@
 
 <file path=word/document.xml><?xml version="1.0" encoding="utf-8"?>
-<w:document xmlns:wpc="http://schemas.microsoft.com/office/word/2010/wordprocessingCanvas" xmlns:cx="http://schemas.microsoft.com/office/drawing/2014/chartex" xmlns:cx1="http://schemas.microsoft.com/office/drawing/2015/9/8/chartex" xmlns:cx2="http://schemas.microsoft.com/office/drawing/2015/10/21/chartex" xmlns:cx3="http://schemas.microsoft.com/office/drawing/2016/5/9/chartex" xmlns:cx4="http://schemas.microsoft.com/office/drawing/2016/5/10/chartex" xmlns:cx5="http://schemas.microsoft.com/office/drawing/2016/5/11/chartex" xmlns:cx6="http://schemas.microsoft.com/office/drawing/2016/5/12/chartex" xmlns:cx7="http://schemas.microsoft.com/office/drawing/2016/5/13/chartex" xmlns:cx8="http://schemas.microsoft.com/office/drawing/2016/5/14/chartex" xmlns:mc="http://schemas.openxmlformats.org/markup-compatibility/2006" xmlns:aink="http://schemas.microsoft.com/office/drawing/2016/ink" xmlns:am3d="http://schemas.microsoft.com/office/drawing/2017/model3d" xmlns:o="urn:schemas-microsoft-com:office:office" xmlns:oel="http://schemas.microsoft.com/office/2019/extlst" xmlns:r="http://schemas.openxmlformats.org/officeDocument/2006/relationships" xmlns:m="http://schemas.openxmlformats.org/officeDocument/2006/math" xmlns:v="urn:schemas-microsoft-com:vml" xmlns:wp14="http://schemas.microsoft.com/office/word/2010/wordprocessingDrawing" xmlns:wp="http://schemas.openxmlformats.org/drawingml/2006/wordprocessingDrawing" xmlns:w10="urn:schemas-microsoft-com:office:word" xmlns:w="http://schemas.openxmlformats.org/wordprocessingml/2006/main" xmlns:w14="http://schemas.microsoft.com/office/word/2010/wordml" xmlns:w15="http://schemas.microsoft.com/office/word/2012/wordml" xmlns:w16cex="http://schemas.microsoft.com/office/word/2018/wordml/cex" xmlns:w16cid="http://schemas.microsoft.com/office/word/2016/wordml/cid" xmlns:w16="http://schemas.microsoft.com/office/word/2018/wordml" xmlns:w16du="http://schemas.microsoft.com/office/word/2023/wordml/word16du" xmlns:w16sdtdh="http://schemas.microsoft.com/office/word/2020/wordml/sdtdatahash" xmlns:w16sdtfl="http://schemas.microsoft.com/office/word/2024/wordml/sdtformatlock" xmlns:w16se="http://schemas.microsoft.com/office/word/2015/wordml/symex" xmlns:wpg="http://schemas.microsoft.com/office/word/2010/wordprocessingGroup" xmlns:wpi="http://schemas.microsoft.com/office/word/2010/wordprocessingInk" xmlns:wne="http://schemas.microsoft.com/office/word/2006/wordml" xmlns:wps="http://schemas.microsoft.com/office/word/2010/wordprocessingShape" mc:Ignorable="w14 w15 w16se w16cid w16 w16cex w16sdtdh w16sdtfl w16du wp14">
+<w:document xmlns:wpc="http://schemas.microsoft.com/office/word/2010/wordprocessingCanvas" xmlns:mc="http://schemas.openxmlformats.org/markup-compatibility/2006" xmlns:o="urn:schemas-microsoft-com:office:office" xmlns:r="http://schemas.openxmlformats.org/officeDocument/2006/relationships" xmlns:m="http://schemas.openxmlformats.org/officeDocument/2006/math" xmlns:v="urn:schemas-microsoft-com:vml" xmlns:wp14="http://schemas.microsoft.com/office/word/2010/wordprocessingDrawing" xmlns:wp="http://schemas.openxmlformats.org/drawingml/2006/wordprocessingDrawing" xmlns:w10="urn:schemas-microsoft-com:office:word" xmlns:w="http://schemas.openxmlformats.org/wordprocessingml/2006/main" xmlns:w14="http://schemas.microsoft.com/office/word/2010/wordml" xmlns:w15="http://schemas.microsoft.com/office/word/2012/wordml" xmlns:wpg="http://schemas.microsoft.com/office/word/2010/wordprocessingGroup" xmlns:wpi="http://schemas.microsoft.com/office/word/2010/wordprocessingInk" xmlns:wne="http://schemas.microsoft.com/office/word/2006/wordml" xmlns:wps="http://schemas.microsoft.com/office/word/2010/wordprocessingShape" mc:Ignorable="w14 w15 wp14">
   <w:body>
-    <w:p/>
     <w:p>
       <w:pPr>
         <w:rPr>
-          <w:color w:val="002060"/>
+          <w:b/>
+          <w:color w:val="FF0000"/>
+          <w:sz w:val="52"/>
+        </w:rPr>
+      </w:pPr>
+      <w:r>
+        <w:rPr>
+          <w:b/>
+          <w:color w:val="FF0000"/>
+          <w:sz w:val="52"/>
+        </w:rPr>
+        <w:t xml:space="preserve">For </w:t>
+      </w:r>
+      <w:bookmarkStart w:id="0" w:name="_GoBack"/>
+      <w:bookmarkEnd w:id="0"/>
+      <w:r>
+        <w:rPr>
+          <w:b/>
+          <w:color w:val="FF0000"/>
+          <w:sz w:val="52"/>
+        </w:rPr>
+        <w:t>Swagger</w:t>
+      </w:r>
+    </w:p>
+    <w:p>
+      <w:pPr>
+        <w:rPr>
+          <w:b/>
+          <w:color w:val="0070C0"/>
           <w:sz w:val="40"/>
           <w:szCs w:val="40"/>
         </w:rPr>
       </w:pPr>
+      <w:proofErr w:type="spellStart"/>
+      <w:proofErr w:type="gramStart"/>
       <w:r>
         <w:rPr>
-          <w:color w:val="002060"/>
+          <w:b/>
+          <w:color w:val="0070C0"/>
           <w:sz w:val="40"/>
           <w:szCs w:val="40"/>
         </w:rPr>
         <w:t>Application.properties</w:t>
       </w:r>
-    </w:p>
-    <w:p>
-      <w:r>
-        <w:t>spring.application.name=Spring6</w:t>
-      </w:r>
-      <w:r>
-        <w:br/>
-        <w:t>spring.datasource.url=jdbc:mysql://localhost:3306/demo2</w:t>
-      </w:r>
-      <w:r>
-        <w:br/>
-        <w:t>spring.datasource.username=root</w:t>
-      </w:r>
-      <w:r>
-        <w:br/>
-        <w:t>spring.datasource.password=root</w:t>
-      </w:r>
-      <w:r>
-        <w:br/>
-        <w:t>spring.datasource.driver-class-name=com.mysql.cj.jdbc.Driver</w:t>
-      </w:r>
-      <w:r>
-        <w:br/>
-        <w:t>spring.jpa.hibernate.ddl-auto=update</w:t>
-      </w:r>
-      <w:r>
-        <w:br/>
-        <w:t>spring.jpa.show-sql=true</w:t>
-      </w:r>
-      <w:r>
-        <w:br/>
-        <w:t>springdoc.api-docs.enabled=true</w:t>
-      </w:r>
-      <w:r>
-        <w:br/>
-        <w:t>springdoc.swagger-ui.enabled=true</w:t>
-      </w:r>
-      <w:r>
-        <w:br/>
-        <w:t>springdoc.swagger-ui.path=/swagger-ui.html</w:t>
-      </w:r>
-    </w:p>
-    <w:p>
-      <w:pPr>
+      <w:proofErr w:type="spellEnd"/>
+      <w:r>
         <w:rPr>
           <w:b/>
-          <w:bCs/>
-          <w:sz w:val="36"/>
-          <w:szCs w:val="36"/>
+          <w:color w:val="0070C0"/>
+          <w:sz w:val="40"/>
+          <w:szCs w:val="40"/>
         </w:rPr>
-      </w:pPr>
+        <w:t xml:space="preserve"> :</w:t>
+      </w:r>
+      <w:proofErr w:type="gramEnd"/>
+    </w:p>
+    <w:p>
+      <w:r>
+        <w:t># Application Name</w:t>
+      </w:r>
+    </w:p>
+    <w:p>
+      <w:r>
+        <w:t>spring.application.name=Spring6</w:t>
+      </w:r>
+    </w:p>
+    <w:p>
+      <w:r>
+        <w:t># ---------- MySQL Configuration ----------</w:t>
+      </w:r>
+    </w:p>
+    <w:p>
+      <w:r>
+        <w:t>spring.datasource.url=</w:t>
+      </w:r>
+      <w:proofErr w:type="spellStart"/>
+      <w:r>
+        <w:t>jdbc:mysql</w:t>
+      </w:r>
+      <w:proofErr w:type="spellEnd"/>
+      <w:r>
+        <w:t>://localhost:3306/</w:t>
+      </w:r>
+      <w:proofErr w:type="spellStart"/>
+      <w:r>
+        <w:t>orderdb</w:t>
+      </w:r>
+      <w:proofErr w:type="spellEnd"/>
+    </w:p>
+    <w:p>
+      <w:proofErr w:type="spellStart"/>
+      <w:r>
+        <w:t>spring.datasource.username</w:t>
+      </w:r>
+      <w:proofErr w:type="spellEnd"/>
+      <w:r>
+        <w:t>=root</w:t>
+      </w:r>
+    </w:p>
+    <w:p>
+      <w:proofErr w:type="spellStart"/>
+      <w:r>
+        <w:t>spring.datasource.password</w:t>
+      </w:r>
+      <w:proofErr w:type="spellEnd"/>
+      <w:r>
+        <w:t>=root</w:t>
+      </w:r>
+    </w:p>
+    <w:p>
+      <w:proofErr w:type="spellStart"/>
+      <w:proofErr w:type="gramStart"/>
+      <w:r>
+        <w:t>spring.datasource.driver</w:t>
+      </w:r>
+      <w:proofErr w:type="spellEnd"/>
+      <w:r>
+        <w:t>-class-name=</w:t>
+      </w:r>
+      <w:proofErr w:type="spellStart"/>
+      <w:proofErr w:type="gramEnd"/>
+      <w:r>
+        <w:t>com.mysql.cj.jdbc.Driver</w:t>
+      </w:r>
+      <w:proofErr w:type="spellEnd"/>
+    </w:p>
+    <w:p>
+      <w:r>
+        <w:t># ---------- JPA / Hibernate ----------</w:t>
+      </w:r>
+    </w:p>
+    <w:p>
+      <w:proofErr w:type="spellStart"/>
+      <w:proofErr w:type="gramStart"/>
+      <w:r>
+        <w:t>spring.jpa.hibernate.ddl</w:t>
+      </w:r>
+      <w:proofErr w:type="spellEnd"/>
+      <w:r>
+        <w:t>-auto=</w:t>
+      </w:r>
+      <w:proofErr w:type="gramEnd"/>
+      <w:r>
+        <w:t>update</w:t>
+      </w:r>
+    </w:p>
+    <w:p>
+      <w:proofErr w:type="spellStart"/>
+      <w:proofErr w:type="gramStart"/>
+      <w:r>
+        <w:t>spring.jpa.show-sql</w:t>
+      </w:r>
+      <w:proofErr w:type="spellEnd"/>
+      <w:r>
+        <w:t>=</w:t>
+      </w:r>
+      <w:proofErr w:type="gramEnd"/>
+      <w:r>
+        <w:t>true</w:t>
+      </w:r>
+    </w:p>
+    <w:p>
+      <w:r>
+        <w:t xml:space="preserve"># ---------- Swagger / </w:t>
+      </w:r>
+      <w:proofErr w:type="spellStart"/>
+      <w:r>
+        <w:t>OpenAPI</w:t>
+      </w:r>
+      <w:proofErr w:type="spellEnd"/>
+      <w:r>
+        <w:t xml:space="preserve"> ----------</w:t>
+      </w:r>
+    </w:p>
+    <w:p>
+      <w:r>
+        <w:t># Swagger UI: http://localhost:8080/swagger-ui.html</w:t>
+      </w:r>
+    </w:p>
+    <w:p>
+      <w:proofErr w:type="spellStart"/>
+      <w:proofErr w:type="gramStart"/>
+      <w:r>
+        <w:t>springdoc.api-docs.enabled</w:t>
+      </w:r>
+      <w:proofErr w:type="spellEnd"/>
+      <w:r>
+        <w:t>=</w:t>
+      </w:r>
+      <w:proofErr w:type="gramEnd"/>
+      <w:r>
+        <w:t>true</w:t>
+      </w:r>
+    </w:p>
+    <w:p>
+      <w:proofErr w:type="spellStart"/>
+      <w:proofErr w:type="gramStart"/>
+      <w:r>
+        <w:t>springdoc.swagger-ui.enabled</w:t>
+      </w:r>
+      <w:proofErr w:type="spellEnd"/>
+      <w:r>
+        <w:t>=</w:t>
+      </w:r>
+      <w:proofErr w:type="gramEnd"/>
+      <w:r>
+        <w:t>true</w:t>
+      </w:r>
+    </w:p>
+    <w:p>
+      <w:proofErr w:type="spellStart"/>
+      <w:r>
+        <w:t>springdoc.swagger-ui.path</w:t>
+      </w:r>
+      <w:proofErr w:type="spellEnd"/>
+      <w:r>
+        <w:t>=/swagger-ui.html</w:t>
+      </w:r>
     </w:p>
     <w:p>
       <w:pPr>
@@ -81,6 +234,7 @@
           <w:szCs w:val="36"/>
         </w:rPr>
       </w:pPr>
+      <w:proofErr w:type="gramStart"/>
       <w:r>
         <w:rPr>
           <w:b/>
@@ -91,73 +245,225 @@
         </w:rPr>
         <w:t>Dependencies</w:t>
       </w:r>
-    </w:p>
-    <w:p/>
-    <w:p>
-      <w:r>
-        <w:t xml:space="preserve">dependencies </w:t>
-      </w:r>
       <w:r>
         <w:rPr>
           <w:b/>
           <w:bCs/>
+          <w:color w:val="002060"/>
+          <w:sz w:val="36"/>
+          <w:szCs w:val="36"/>
         </w:rPr>
-        <w:t>{</w:t>
-      </w:r>
-      <w:r>
+        <w:t xml:space="preserve"> :</w:t>
+      </w:r>
+      <w:proofErr w:type="gramEnd"/>
+    </w:p>
+    <w:p>
+      <w:proofErr w:type="gramStart"/>
+      <w:r>
+        <w:t>dependencies</w:t>
+      </w:r>
+      <w:proofErr w:type="gramEnd"/>
+      <w:r>
+        <w:t xml:space="preserve"> {</w:t>
+      </w:r>
+    </w:p>
+    <w:p>
+      <w:r>
+        <w:t xml:space="preserve">    // Web</w:t>
+      </w:r>
+    </w:p>
+    <w:p>
+      <w:r>
+        <w:t xml:space="preserve">    </w:t>
+      </w:r>
+      <w:proofErr w:type="gramStart"/>
+      <w:r>
+        <w:t>implementation</w:t>
+      </w:r>
+      <w:proofErr w:type="gramEnd"/>
+      <w:r>
+        <w:t xml:space="preserve"> '</w:t>
+      </w:r>
+      <w:proofErr w:type="spellStart"/>
+      <w:r>
+        <w:t>org.springframework.boot:spring-boot-starter-web</w:t>
+      </w:r>
+      <w:proofErr w:type="spellEnd"/>
+      <w:r>
+        <w:t>'</w:t>
+      </w:r>
+    </w:p>
+    <w:p>
+      <w:r>
+        <w:t xml:space="preserve">    // JPA</w:t>
+      </w:r>
+    </w:p>
+    <w:p>
+      <w:r>
+        <w:t xml:space="preserve">    </w:t>
+      </w:r>
+      <w:proofErr w:type="gramStart"/>
+      <w:r>
+        <w:t>implementation</w:t>
+      </w:r>
+      <w:proofErr w:type="gramEnd"/>
+      <w:r>
+        <w:t xml:space="preserve"> '</w:t>
+      </w:r>
+      <w:proofErr w:type="spellStart"/>
+      <w:r>
+        <w:t>org.springframework.boot:spring-boot-starter-data-jpa</w:t>
+      </w:r>
+      <w:proofErr w:type="spellEnd"/>
+      <w:r>
+        <w:t>'</w:t>
+      </w:r>
+    </w:p>
+    <w:p>
+      <w:r>
+        <w:t xml:space="preserve">    // Actuator</w:t>
+      </w:r>
+    </w:p>
+    <w:p>
+      <w:r>
+        <w:t xml:space="preserve">    </w:t>
+      </w:r>
+      <w:proofErr w:type="gramStart"/>
+      <w:r>
+        <w:t>implementation</w:t>
+      </w:r>
+      <w:proofErr w:type="gramEnd"/>
+      <w:r>
+        <w:t xml:space="preserve"> '</w:t>
+      </w:r>
+      <w:proofErr w:type="spellStart"/>
+      <w:r>
+        <w:t>org.springframework.boot:spring-boot-starter-actuator</w:t>
+      </w:r>
+      <w:proofErr w:type="spellEnd"/>
+      <w:r>
+        <w:t>'</w:t>
+      </w:r>
+    </w:p>
+    <w:p>
+      <w:r>
+        <w:t xml:space="preserve">    // MySQL</w:t>
+      </w:r>
+    </w:p>
+    <w:p>
+      <w:r>
+        <w:t xml:space="preserve">    </w:t>
+      </w:r>
+      <w:proofErr w:type="spellStart"/>
+      <w:proofErr w:type="gramStart"/>
+      <w:r>
+        <w:t>runtimeOnly</w:t>
+      </w:r>
+      <w:proofErr w:type="spellEnd"/>
+      <w:proofErr w:type="gramEnd"/>
+      <w:r>
+        <w:t xml:space="preserve"> '</w:t>
+      </w:r>
+      <w:proofErr w:type="spellStart"/>
+      <w:r>
+        <w:t>com.mysql:mysql-connector-j</w:t>
+      </w:r>
+      <w:proofErr w:type="spellEnd"/>
+      <w:r>
+        <w:t>'</w:t>
+      </w:r>
+    </w:p>
+    <w:p>
+      <w:r>
+        <w:t xml:space="preserve">    // </w:t>
+      </w:r>
+      <w:proofErr w:type="spellStart"/>
+      <w:r>
+        <w:t>DevTools</w:t>
+      </w:r>
+      <w:proofErr w:type="spellEnd"/>
+    </w:p>
+    <w:p>
+      <w:r>
+        <w:lastRenderedPageBreak/>
+        <w:t xml:space="preserve">    </w:t>
+      </w:r>
+      <w:proofErr w:type="spellStart"/>
+      <w:proofErr w:type="gramStart"/>
+      <w:r>
+        <w:t>developmentOnly</w:t>
+      </w:r>
+      <w:proofErr w:type="spellEnd"/>
+      <w:proofErr w:type="gramEnd"/>
+      <w:r>
+        <w:t xml:space="preserve"> '</w:t>
+      </w:r>
+      <w:proofErr w:type="spellStart"/>
+      <w:r>
+        <w:t>org.springframework.boot:spring-boot-devtools</w:t>
+      </w:r>
+      <w:proofErr w:type="spellEnd"/>
+      <w:r>
+        <w:t>'</w:t>
+      </w:r>
+    </w:p>
+    <w:p/>
+    <w:p>
+      <w:r>
+        <w:t xml:space="preserve">    // Swagger</w:t>
+      </w:r>
+    </w:p>
+    <w:p>
+      <w:r>
+        <w:t xml:space="preserve">    </w:t>
+      </w:r>
+      <w:proofErr w:type="gramStart"/>
+      <w:r>
+        <w:t>implementation</w:t>
+      </w:r>
+      <w:proofErr w:type="gramEnd"/>
+      <w:r>
+        <w:t xml:space="preserve"> 'org.springdoc:springdoc-openapi-starter-webmvc-ui:2.8.9'</w:t>
+      </w:r>
+    </w:p>
+    <w:p>
+      <w:r>
+        <w:t xml:space="preserve">    // Testing</w:t>
+      </w:r>
+    </w:p>
+    <w:p>
+      <w:r>
+        <w:t xml:space="preserve">    </w:t>
+      </w:r>
+      <w:proofErr w:type="spellStart"/>
+      <w:proofErr w:type="gramStart"/>
+      <w:r>
+        <w:t>testImplementation</w:t>
+      </w:r>
+      <w:proofErr w:type="spellEnd"/>
+      <w:proofErr w:type="gramEnd"/>
+      <w:r>
+        <w:t xml:space="preserve"> '</w:t>
+      </w:r>
+      <w:proofErr w:type="spellStart"/>
+      <w:r>
+        <w:t>org.springframework.boot:spring-boot-starter-test</w:t>
+      </w:r>
+      <w:proofErr w:type="spellEnd"/>
+      <w:r>
+        <w:t>'</w:t>
+      </w:r>
+    </w:p>
+    <w:p>
+      <w:r>
+        <w:t>}</w:t>
+      </w:r>
+    </w:p>
+    <w:p/>
+    <w:p>
+      <w:pPr>
         <w:rPr>
           <w:b/>
-          <w:bCs/>
-        </w:rPr>
-        <w:br/>
-        <w:t xml:space="preserve">    </w:t>
-      </w:r>
-      <w:r>
-        <w:t>implementation 'org.springframework.boot:spring-boot-starter-web'</w:t>
-      </w:r>
-      <w:r>
-        <w:br/>
-        <w:t xml:space="preserve">    implementation 'org.springframework.boot:spring-boot-starter-data-jpa'</w:t>
-      </w:r>
-      <w:r>
-        <w:br/>
-        <w:t xml:space="preserve">    implementation 'org.springframework.boot:spring-boot-starter-actuator'</w:t>
-      </w:r>
-      <w:r>
-        <w:br/>
-        <w:t xml:space="preserve">    runtimeOnly 'com.mysql:mysql-connector-j'</w:t>
-      </w:r>
-      <w:r>
-        <w:br/>
-        <w:t xml:space="preserve">    developmentOnly 'org.springframework.boot:spring-boot-devtools'</w:t>
-      </w:r>
-      <w:r>
-        <w:br/>
-        <w:t xml:space="preserve">    implementation 'org.springdoc:springdoc-openapi-starter-webmvc-ui:2.8.9'</w:t>
-      </w:r>
-      <w:r>
-        <w:br/>
-        <w:t xml:space="preserve">    testImplementation 'org.springframework.boot:spring-boot-starter-test'</w:t>
-      </w:r>
-      <w:r>
-        <w:br/>
-      </w:r>
-      <w:r>
-        <w:br/>
-      </w:r>
-      <w:r>
-        <w:rPr>
-          <w:b/>
-          <w:bCs/>
-        </w:rPr>
-        <w:t>}</w:t>
-      </w:r>
-    </w:p>
-    <w:p/>
-    <w:p/>
-    <w:p>
-      <w:pPr>
-        <w:rPr>
           <w:color w:val="002060"/>
           <w:sz w:val="36"/>
           <w:szCs w:val="36"/>
@@ -165,15 +471,46 @@
       </w:pPr>
       <w:r>
         <w:rPr>
+          <w:b/>
           <w:color w:val="002060"/>
           <w:sz w:val="36"/>
           <w:szCs w:val="36"/>
         </w:rPr>
         <w:t>URL</w:t>
       </w:r>
-    </w:p>
-    <w:p>
-      <w:r>
+      <w:r>
+        <w:rPr>
+          <w:b/>
+          <w:color w:val="002060"/>
+          <w:sz w:val="36"/>
+          <w:szCs w:val="36"/>
+        </w:rPr>
+        <w:t xml:space="preserve"> For The Swagger Dynamic </w:t>
+      </w:r>
+      <w:proofErr w:type="gramStart"/>
+      <w:r>
+        <w:rPr>
+          <w:b/>
+          <w:color w:val="002060"/>
+          <w:sz w:val="36"/>
+          <w:szCs w:val="36"/>
+        </w:rPr>
+        <w:t>Database :</w:t>
+      </w:r>
+      <w:proofErr w:type="gramEnd"/>
+    </w:p>
+    <w:p>
+      <w:pPr>
+        <w:rPr>
+          <w:color w:val="0070C0"/>
+          <w:sz w:val="24"/>
+        </w:rPr>
+      </w:pPr>
+      <w:r>
+        <w:rPr>
+          <w:color w:val="0070C0"/>
+          <w:sz w:val="24"/>
+        </w:rPr>
         <w:t>http://localhost:8080/swagger-ui/index.html</w:t>
       </w:r>
     </w:p>
@@ -189,7 +526,7 @@
 </file>
 
 <file path=word/styles.xml><?xml version="1.0" encoding="utf-8"?>
-<w:styles xmlns:mc="http://schemas.openxmlformats.org/markup-compatibility/2006" xmlns:r="http://schemas.openxmlformats.org/officeDocument/2006/relationships" xmlns:w="http://schemas.openxmlformats.org/wordprocessingml/2006/main" xmlns:w14="http://schemas.microsoft.com/office/word/2010/wordml" xmlns:w15="http://schemas.microsoft.com/office/word/2012/wordml" xmlns:w16cex="http://schemas.microsoft.com/office/word/2018/wordml/cex" xmlns:w16cid="http://schemas.microsoft.com/office/word/2016/wordml/cid" xmlns:w16="http://schemas.microsoft.com/office/word/2018/wordml" xmlns:w16du="http://schemas.microsoft.com/office/word/2023/wordml/word16du" xmlns:w16sdtdh="http://schemas.microsoft.com/office/word/2020/wordml/sdtdatahash" xmlns:w16sdtfl="http://schemas.microsoft.com/office/word/2024/wordml/sdtformatlock" xmlns:w16se="http://schemas.microsoft.com/office/word/2015/wordml/symex" mc:Ignorable="w14 w15 w16se w16cid w16 w16cex w16sdtdh w16sdtfl w16du">
+<w:styles xmlns:mc="http://schemas.openxmlformats.org/markup-compatibility/2006" xmlns:r="http://schemas.openxmlformats.org/officeDocument/2006/relationships" xmlns:w="http://schemas.openxmlformats.org/wordprocessingml/2006/main" xmlns:w14="http://schemas.microsoft.com/office/word/2010/wordml" xmlns:w15="http://schemas.microsoft.com/office/word/2012/wordml" mc:Ignorable="w14 w15">
   <w:docDefaults>
     <w:rPrDefault>
       <w:rPr>
@@ -207,7 +544,7 @@
       </w:pPr>
     </w:pPrDefault>
   </w:docDefaults>
-  <w:latentStyles w:defLockedState="0" w:defUIPriority="99" w:defSemiHidden="0" w:defUnhideWhenUsed="0" w:defQFormat="0" w:count="376">
+  <w:latentStyles w:defLockedState="0" w:defUIPriority="99" w:defSemiHidden="0" w:defUnhideWhenUsed="0" w:defQFormat="0" w:count="371">
     <w:lsdException w:name="Normal" w:uiPriority="0" w:qFormat="1"/>
     <w:lsdException w:name="heading 1" w:uiPriority="9" w:qFormat="1"/>
     <w:lsdException w:name="heading 2" w:semiHidden="1" w:uiPriority="9" w:unhideWhenUsed="1" w:qFormat="1"/>
@@ -579,11 +916,6 @@
     <w:lsdException w:name="List Table 5 Dark Accent 6" w:uiPriority="50"/>
     <w:lsdException w:name="List Table 6 Colorful Accent 6" w:uiPriority="51"/>
     <w:lsdException w:name="List Table 7 Colorful Accent 6" w:uiPriority="52"/>
-    <w:lsdException w:name="Mention" w:semiHidden="1" w:unhideWhenUsed="1"/>
-    <w:lsdException w:name="Smart Hyperlink" w:semiHidden="1" w:unhideWhenUsed="1"/>
-    <w:lsdException w:name="Hashtag" w:semiHidden="1" w:unhideWhenUsed="1"/>
-    <w:lsdException w:name="Unresolved Mention" w:semiHidden="1" w:unhideWhenUsed="1"/>
-    <w:lsdException w:name="Smart Link" w:semiHidden="1" w:unhideWhenUsed="1"/>
   </w:latentStyles>
   <w:style w:type="paragraph" w:default="1" w:styleId="Normal">
     <w:name w:val="Normal"/>
